--- a/docs/IntrAI agentic SaaS - processes etc.docx
+++ b/docs/IntrAI agentic SaaS - processes etc.docx
@@ -2200,16 +2200,28 @@
           </w:tcPr>
           <w:p>
             <w:r>
-              <w:t xml:space="preserve">Runs the tools in process (</w:t>
-            </w:r>
-            <w:r>
-              <w:rPr>
-                <w:rFonts w:ascii="Consolas" w:cs="Consolas" w:eastAsia="Consolas" w:hAnsi="Consolas"/>
-                <w:color w:val="1F3A5F"/>
-                <w:sz w:val="19"/>
-                <w:szCs w:val="19"/>
-              </w:rPr>
-              <w:t xml:space="preserve">TOOL_GATEWAY=in_process</w:t>
+              <w:t xml:space="preserve">Also runs the MCP tool server on </w:t>
+            </w:r>
+            <w:r>
+              <w:rPr>
+                <w:rFonts w:ascii="Consolas" w:cs="Consolas" w:eastAsia="Consolas" w:hAnsi="Consolas"/>
+                <w:color w:val="1F3A5F"/>
+                <w:sz w:val="19"/>
+                <w:szCs w:val="19"/>
+              </w:rPr>
+              <w:t xml:space="preserve">127.0.0.1:8100</w:t>
+            </w:r>
+            <w:r>
+              <w:t xml:space="preserve"> in the same container (</w:t>
+            </w:r>
+            <w:r>
+              <w:rPr>
+                <w:rFonts w:ascii="Consolas" w:cs="Consolas" w:eastAsia="Consolas" w:hAnsi="Consolas"/>
+                <w:color w:val="1F3A5F"/>
+                <w:sz w:val="19"/>
+                <w:szCs w:val="19"/>
+              </w:rPr>
+              <w:t xml:space="preserve">alloyiq.cli.render worker</w:t>
             </w:r>
             <w:r>
               <w:t xml:space="preserve">); pre-deploy creates roles, migrates and seeds</w:t>
@@ -4651,7 +4663,79 @@
         <w:t xml:space="preserve">ToolService</w:t>
       </w:r>
       <w:r>
-        <w:t xml:space="preserve">. On Render the worker calls </w:t>
+        <w:t xml:space="preserve">. On Render it runs inside the worker's container on </w:t>
+      </w:r>
+      <w:r>
+        <w:rPr>
+          <w:rFonts w:ascii="Consolas" w:cs="Consolas" w:eastAsia="Consolas" w:hAnsi="Consolas"/>
+          <w:color w:val="1F3A5F"/>
+          <w:sz w:val="19"/>
+          <w:szCs w:val="19"/>
+        </w:rPr>
+        <w:t xml:space="preserve">127.0.0.1:8100</w:t>
+      </w:r>
+      <w:r>
+        <w:t xml:space="preserve">: </w:t>
+      </w:r>
+      <w:r>
+        <w:rPr>
+          <w:rFonts w:ascii="Consolas" w:cs="Consolas" w:eastAsia="Consolas" w:hAnsi="Consolas"/>
+          <w:color w:val="1F3A5F"/>
+          <w:sz w:val="19"/>
+          <w:szCs w:val="19"/>
+        </w:rPr>
+        <w:t xml:space="preserve">alloyiq.cli.render worker</w:t>
+      </w:r>
+      <w:r>
+        <w:t xml:space="preserve"> (</w:t>
+      </w:r>
+      <w:r>
+        <w:rPr>
+          <w:rFonts w:ascii="Consolas" w:cs="Consolas" w:eastAsia="Consolas" w:hAnsi="Consolas"/>
+          <w:color w:val="1F3A5F"/>
+          <w:sz w:val="19"/>
+          <w:szCs w:val="19"/>
+        </w:rPr>
+        <w:t xml:space="preserve">supervise</w:t>
+      </w:r>
+      <w:r>
+        <w:t xml:space="preserve">) starts it, waits for </w:t>
+      </w:r>
+      <w:r>
+        <w:rPr>
+          <w:rFonts w:ascii="Consolas" w:cs="Consolas" w:eastAsia="Consolas" w:hAnsi="Consolas"/>
+          <w:color w:val="1F3A5F"/>
+          <w:sz w:val="19"/>
+          <w:szCs w:val="19"/>
+        </w:rPr>
+        <w:t xml:space="preserve">/health</w:t>
+      </w:r>
+      <w:r>
+        <w:t xml:space="preserve">, then starts the worker, and stops both if either exits. </w:t>
+      </w:r>
+      <w:r>
+        <w:rPr>
+          <w:rFonts w:ascii="Consolas" w:cs="Consolas" w:eastAsia="Consolas" w:hAnsi="Consolas"/>
+          <w:color w:val="1F3A5F"/>
+          <w:sz w:val="19"/>
+          <w:szCs w:val="19"/>
+        </w:rPr>
+        <w:t xml:space="preserve">TOOL_GATEWAY=in_process</w:t>
+      </w:r>
+      <w:r>
+        <w:t xml:space="preserve"> (</w:t>
+      </w:r>
+      <w:r>
+        <w:rPr>
+          <w:rFonts w:ascii="Consolas" w:cs="Consolas" w:eastAsia="Consolas" w:hAnsi="Consolas"/>
+          <w:color w:val="1F3A5F"/>
+          <w:sz w:val="19"/>
+          <w:szCs w:val="19"/>
+        </w:rPr>
+        <w:t xml:space="preserve">InProcessToolGateway</w:t>
+      </w:r>
+      <w:r>
+        <w:t xml:space="preserve">) remains as a fallback that calls </w:t>
       </w:r>
       <w:r>
         <w:rPr>
@@ -4663,19 +4747,7 @@
         <w:t xml:space="preserve">ToolService</w:t>
       </w:r>
       <w:r>
-        <w:t xml:space="preserve"> directly instead (</w:t>
-      </w:r>
-      <w:r>
-        <w:rPr>
-          <w:rFonts w:ascii="Consolas" w:cs="Consolas" w:eastAsia="Consolas" w:hAnsi="Consolas"/>
-          <w:color w:val="1F3A5F"/>
-          <w:sz w:val="19"/>
-          <w:szCs w:val="19"/>
-        </w:rPr>
-        <w:t xml:space="preserve">InProcessToolGateway</w:t>
-      </w:r>
-      <w:r>
-        <w:t xml:space="preserve">).</w:t>
+        <w:t xml:space="preserve"> directly.</w:t>
       </w:r>
     </w:p>
     <w:p>

--- a/docs/IntrAI agentic SaaS - processes etc.docx
+++ b/docs/IntrAI agentic SaaS - processes etc.docx
@@ -2070,7 +2070,7 @@
           </w:tcPr>
           <w:p>
             <w:r>
-              <w:t xml:space="preserve">Free</w:t>
+              <w:t xml:space="preserve">Starter (paid)</w:t>
             </w:r>
           </w:p>
         </w:tc>
@@ -2092,7 +2092,7 @@
           </w:tcPr>
           <w:p>
             <w:r>
-              <w:t xml:space="preserve">Sleeps after 15 min idle; started through </w:t>
+              <w:t xml:space="preserve">Always on (a free instance sleeps after 15 min idle); started through </w:t>
             </w:r>
             <w:r>
               <w:rPr>
